--- a/docs/tables/carbo/sec5_death_90.docx
+++ b/docs/tables/carbo/sec5_death_90.docx
@@ -23,8 +23,8 @@
         <w:gridCol w:w="1389"/>
         <w:gridCol w:w="1181"/>
         <w:gridCol w:w="778"/>
-        <w:gridCol w:w="1634"/>
-        <w:gridCol w:w="1206"/>
+        <w:gridCol w:w="1818"/>
+        <w:gridCol w:w="1267"/>
         <w:gridCol w:w="1181"/>
       </w:tblGrid>
       <w:tr>
@@ -838,7 +838,7 @@
                 <w:szCs w:val="22"/>
                 <w:color w:val="000000"/>
               </w:rPr>
-              <w:t xml:space="preserve">190</w:t>
+              <w:t xml:space="preserve">189</w:t>
             </w:r>
           </w:p>
         </w:tc>
@@ -944,7 +944,7 @@
                 <w:szCs w:val="22"/>
                 <w:color w:val="000000"/>
               </w:rPr>
-              <w:t xml:space="preserve">0.45, 3.40</w:t>
+              <w:t xml:space="preserve">0.45, 3.42</w:t>
             </w:r>
           </w:p>
         </w:tc>
@@ -997,7 +997,7 @@
                 <w:szCs w:val="22"/>
                 <w:color w:val="000000"/>
               </w:rPr>
-              <w:t xml:space="preserve">0.681</w:t>
+              <w:t xml:space="preserve">0.675</w:t>
             </w:r>
           </w:p>
         </w:tc>
@@ -1050,7 +1050,7 @@
                 <w:szCs w:val="22"/>
                 <w:color w:val="000000"/>
               </w:rPr>
-              <w:t xml:space="preserve">190</w:t>
+              <w:t xml:space="preserve">189</w:t>
             </w:r>
           </w:p>
         </w:tc>
@@ -1103,7 +1103,7 @@
                 <w:szCs w:val="22"/>
                 <w:color w:val="000000"/>
               </w:rPr>
-              <w:t xml:space="preserve">20.8</w:t>
+              <w:t xml:space="preserve">1.39</w:t>
             </w:r>
           </w:p>
         </w:tc>
@@ -1321,7 +1321,7 @@
                 <w:szCs w:val="22"/>
                 <w:color w:val="000000"/>
               </w:rPr>
-              <w:t xml:space="preserve">190</w:t>
+              <w:t xml:space="preserve">189</w:t>
             </w:r>
           </w:p>
         </w:tc>
@@ -1533,60 +1533,60 @@
                 <w:szCs w:val="22"/>
                 <w:color w:val="000000"/>
               </w:rPr>
-              <w:t xml:space="preserve">190</w:t>
-            </w:r>
-          </w:p>
-        </w:tc>
-        <w:tc>
-          <w:tcPr>
-            <w:tcBorders>
-              <w:bottom w:val="none" w:sz="0" w:space="0" w:color="000000"/>
-              <w:top w:val="none" w:sz="0" w:space="0" w:color="000000"/>
-              <w:left w:val="none" w:sz="0" w:space="0" w:color="000000"/>
-              <w:right w:val="none" w:sz="0" w:space="0" w:color="000000"/>
-            </w:tcBorders>
-            <w:shd w:val="clear" w:color="auto" w:fill="FFFFFF"/>
-            <w:tcMar>
-              <w:top w:w="0" w:type="dxa"/>
-              <w:bottom w:w="0" w:type="dxa"/>
-              <w:left w:w="0" w:type="dxa"/>
-              <w:right w:w="0" w:type="dxa"/>
-            </w:tcMar>
-            <w:vAlign w:val="top"/>
-          </w:tcPr>
-          <w:p>
-            <w:pPr>
-              <w:pStyle w:val="Normal"/>
-              <w:jc w:val="center"/>
-              <w:pBdr>
-                <w:bottom w:val="none" w:sz="0" w:space="0" w:color="000000"/>
-                <w:top w:val="none" w:sz="0" w:space="0" w:color="000000"/>
-                <w:left w:val="none" w:sz="0" w:space="0" w:color="000000"/>
-                <w:right w:val="none" w:sz="0" w:space="0" w:color="000000"/>
-              </w:pBdr>
-              <w:spacing w:after="100" w:before="100" w:line="240"/>
-              <w:ind w:left="100" w:right="100" w:firstLine="0" w:firstLineChars="0"/>
-              <w:rPr>
-                <w:rFonts w:ascii="Helvetica" w:hAnsi="Helvetica" w:eastAsia="Helvetica" w:cs="Helvetica"/>
-                <w:i w:val="false"/>
-                <w:b w:val="false"/>
-                <w:u w:val="none"/>
-                <w:sz w:val="22"/>
-                <w:szCs w:val="22"/>
-                <w:color w:val="000000"/>
-              </w:rPr>
-            </w:pPr>
-            <w:r>
-              <w:rPr>
-                <w:rFonts w:ascii="Helvetica" w:hAnsi="Helvetica" w:eastAsia="Helvetica" w:cs="Helvetica"/>
-                <w:i w:val="false"/>
-                <w:b w:val="false"/>
-                <w:u w:val="none"/>
-                <w:sz w:val="22"/>
-                <w:szCs w:val="22"/>
-                <w:color w:val="000000"/>
-              </w:rPr>
-              <w:t xml:space="preserve">1.06</w:t>
+              <w:t xml:space="preserve">189</w:t>
+            </w:r>
+          </w:p>
+        </w:tc>
+        <w:tc>
+          <w:tcPr>
+            <w:tcBorders>
+              <w:bottom w:val="none" w:sz="0" w:space="0" w:color="000000"/>
+              <w:top w:val="none" w:sz="0" w:space="0" w:color="000000"/>
+              <w:left w:val="none" w:sz="0" w:space="0" w:color="000000"/>
+              <w:right w:val="none" w:sz="0" w:space="0" w:color="000000"/>
+            </w:tcBorders>
+            <w:shd w:val="clear" w:color="auto" w:fill="FFFFFF"/>
+            <w:tcMar>
+              <w:top w:w="0" w:type="dxa"/>
+              <w:bottom w:w="0" w:type="dxa"/>
+              <w:left w:w="0" w:type="dxa"/>
+              <w:right w:w="0" w:type="dxa"/>
+            </w:tcMar>
+            <w:vAlign w:val="top"/>
+          </w:tcPr>
+          <w:p>
+            <w:pPr>
+              <w:pStyle w:val="Normal"/>
+              <w:jc w:val="center"/>
+              <w:pBdr>
+                <w:bottom w:val="none" w:sz="0" w:space="0" w:color="000000"/>
+                <w:top w:val="none" w:sz="0" w:space="0" w:color="000000"/>
+                <w:left w:val="none" w:sz="0" w:space="0" w:color="000000"/>
+                <w:right w:val="none" w:sz="0" w:space="0" w:color="000000"/>
+              </w:pBdr>
+              <w:spacing w:after="100" w:before="100" w:line="240"/>
+              <w:ind w:left="100" w:right="100" w:firstLine="0" w:firstLineChars="0"/>
+              <w:rPr>
+                <w:rFonts w:ascii="Helvetica" w:hAnsi="Helvetica" w:eastAsia="Helvetica" w:cs="Helvetica"/>
+                <w:i w:val="false"/>
+                <w:b w:val="false"/>
+                <w:u w:val="none"/>
+                <w:sz w:val="22"/>
+                <w:szCs w:val="22"/>
+                <w:color w:val="000000"/>
+              </w:rPr>
+            </w:pPr>
+            <w:r>
+              <w:rPr>
+                <w:rFonts w:ascii="Helvetica" w:hAnsi="Helvetica" w:eastAsia="Helvetica" w:cs="Helvetica"/>
+                <w:i w:val="false"/>
+                <w:b w:val="false"/>
+                <w:u w:val="none"/>
+                <w:sz w:val="22"/>
+                <w:szCs w:val="22"/>
+                <w:color w:val="000000"/>
+              </w:rPr>
+              <w:t xml:space="preserve">0.74</w:t>
             </w:r>
           </w:p>
         </w:tc>
@@ -1804,7 +1804,7 @@
                 <w:szCs w:val="22"/>
                 <w:color w:val="000000"/>
               </w:rPr>
-              <w:t xml:space="preserve">190</w:t>
+              <w:t xml:space="preserve">189</w:t>
             </w:r>
           </w:p>
         </w:tc>
@@ -2016,7 +2016,7 @@
                 <w:szCs w:val="22"/>
                 <w:color w:val="000000"/>
               </w:rPr>
-              <w:t xml:space="preserve">190</w:t>
+              <w:t xml:space="preserve">189</w:t>
             </w:r>
           </w:p>
         </w:tc>
@@ -2823,7 +2823,7 @@
                 <w:szCs w:val="22"/>
                 <w:color w:val="000000"/>
               </w:rPr>
-              <w:t xml:space="preserve">1,558,843,930</w:t>
+              <w:t xml:space="preserve">1,527,093,672</w:t>
             </w:r>
           </w:p>
         </w:tc>
@@ -3035,7 +3035,7 @@
                 <w:szCs w:val="22"/>
                 <w:color w:val="000000"/>
               </w:rPr>
-              <w:t xml:space="preserve">1,698,911</w:t>
+              <w:t xml:space="preserve">5,423</w:t>
             </w:r>
           </w:p>
         </w:tc>
@@ -3253,7 +3253,7 @@
                 <w:szCs w:val="22"/>
                 <w:color w:val="000000"/>
               </w:rPr>
-              <w:t xml:space="preserve">190</w:t>
+              <w:t xml:space="preserve">189</w:t>
             </w:r>
           </w:p>
         </w:tc>
@@ -3465,60 +3465,60 @@
                 <w:szCs w:val="22"/>
                 <w:color w:val="000000"/>
               </w:rPr>
-              <w:t xml:space="preserve">190</w:t>
-            </w:r>
-          </w:p>
-        </w:tc>
-        <w:tc>
-          <w:tcPr>
-            <w:tcBorders>
-              <w:bottom w:val="none" w:sz="0" w:space="0" w:color="000000"/>
-              <w:top w:val="none" w:sz="0" w:space="0" w:color="000000"/>
-              <w:left w:val="none" w:sz="0" w:space="0" w:color="000000"/>
-              <w:right w:val="none" w:sz="0" w:space="0" w:color="000000"/>
-            </w:tcBorders>
-            <w:shd w:val="clear" w:color="auto" w:fill="FFFFFF"/>
-            <w:tcMar>
-              <w:top w:w="0" w:type="dxa"/>
-              <w:bottom w:w="0" w:type="dxa"/>
-              <w:left w:w="0" w:type="dxa"/>
-              <w:right w:w="0" w:type="dxa"/>
-            </w:tcMar>
-            <w:vAlign w:val="top"/>
-          </w:tcPr>
-          <w:p>
-            <w:pPr>
-              <w:pStyle w:val="Normal"/>
-              <w:jc w:val="center"/>
-              <w:pBdr>
-                <w:bottom w:val="none" w:sz="0" w:space="0" w:color="000000"/>
-                <w:top w:val="none" w:sz="0" w:space="0" w:color="000000"/>
-                <w:left w:val="none" w:sz="0" w:space="0" w:color="000000"/>
-                <w:right w:val="none" w:sz="0" w:space="0" w:color="000000"/>
-              </w:pBdr>
-              <w:spacing w:after="100" w:before="100" w:line="240"/>
-              <w:ind w:left="100" w:right="100" w:firstLine="0" w:firstLineChars="0"/>
-              <w:rPr>
-                <w:rFonts w:ascii="Helvetica" w:hAnsi="Helvetica" w:eastAsia="Helvetica" w:cs="Helvetica"/>
-                <w:i w:val="false"/>
-                <w:b w:val="false"/>
-                <w:u w:val="none"/>
-                <w:sz w:val="22"/>
-                <w:szCs w:val="22"/>
-                <w:color w:val="000000"/>
-              </w:rPr>
-            </w:pPr>
-            <w:r>
-              <w:rPr>
-                <w:rFonts w:ascii="Helvetica" w:hAnsi="Helvetica" w:eastAsia="Helvetica" w:cs="Helvetica"/>
-                <w:i w:val="false"/>
-                <w:b w:val="false"/>
-                <w:u w:val="none"/>
-                <w:sz w:val="22"/>
-                <w:szCs w:val="22"/>
-                <w:color w:val="000000"/>
-              </w:rPr>
-              <w:t xml:space="preserve">0.05</w:t>
+              <w:t xml:space="preserve">189</w:t>
+            </w:r>
+          </w:p>
+        </w:tc>
+        <w:tc>
+          <w:tcPr>
+            <w:tcBorders>
+              <w:bottom w:val="none" w:sz="0" w:space="0" w:color="000000"/>
+              <w:top w:val="none" w:sz="0" w:space="0" w:color="000000"/>
+              <w:left w:val="none" w:sz="0" w:space="0" w:color="000000"/>
+              <w:right w:val="none" w:sz="0" w:space="0" w:color="000000"/>
+            </w:tcBorders>
+            <w:shd w:val="clear" w:color="auto" w:fill="FFFFFF"/>
+            <w:tcMar>
+              <w:top w:w="0" w:type="dxa"/>
+              <w:bottom w:w="0" w:type="dxa"/>
+              <w:left w:w="0" w:type="dxa"/>
+              <w:right w:w="0" w:type="dxa"/>
+            </w:tcMar>
+            <w:vAlign w:val="top"/>
+          </w:tcPr>
+          <w:p>
+            <w:pPr>
+              <w:pStyle w:val="Normal"/>
+              <w:jc w:val="center"/>
+              <w:pBdr>
+                <w:bottom w:val="none" w:sz="0" w:space="0" w:color="000000"/>
+                <w:top w:val="none" w:sz="0" w:space="0" w:color="000000"/>
+                <w:left w:val="none" w:sz="0" w:space="0" w:color="000000"/>
+                <w:right w:val="none" w:sz="0" w:space="0" w:color="000000"/>
+              </w:pBdr>
+              <w:spacing w:after="100" w:before="100" w:line="240"/>
+              <w:ind w:left="100" w:right="100" w:firstLine="0" w:firstLineChars="0"/>
+              <w:rPr>
+                <w:rFonts w:ascii="Helvetica" w:hAnsi="Helvetica" w:eastAsia="Helvetica" w:cs="Helvetica"/>
+                <w:i w:val="false"/>
+                <w:b w:val="false"/>
+                <w:u w:val="none"/>
+                <w:sz w:val="22"/>
+                <w:szCs w:val="22"/>
+                <w:color w:val="000000"/>
+              </w:rPr>
+            </w:pPr>
+            <w:r>
+              <w:rPr>
+                <w:rFonts w:ascii="Helvetica" w:hAnsi="Helvetica" w:eastAsia="Helvetica" w:cs="Helvetica"/>
+                <w:i w:val="false"/>
+                <w:b w:val="false"/>
+                <w:u w:val="none"/>
+                <w:sz w:val="22"/>
+                <w:szCs w:val="22"/>
+                <w:color w:val="000000"/>
+              </w:rPr>
+              <w:t xml:space="preserve">0.03</w:t>
             </w:r>
           </w:p>
         </w:tc>
@@ -3736,7 +3736,7 @@
                 <w:szCs w:val="22"/>
                 <w:color w:val="000000"/>
               </w:rPr>
-              <w:t xml:space="preserve">190</w:t>
+              <w:t xml:space="preserve">189</w:t>
             </w:r>
           </w:p>
         </w:tc>
@@ -3948,7 +3948,7 @@
                 <w:szCs w:val="22"/>
                 <w:color w:val="000000"/>
               </w:rPr>
-              <w:t xml:space="preserve">190</w:t>
+              <w:t xml:space="preserve">189</w:t>
             </w:r>
           </w:p>
         </w:tc>
@@ -4755,7 +4755,7 @@
                 <w:szCs w:val="22"/>
                 <w:color w:val="000000"/>
               </w:rPr>
-              <w:t xml:space="preserve">1,233,208,529</w:t>
+              <w:t xml:space="preserve">1,263,785,738</w:t>
             </w:r>
           </w:p>
         </w:tc>
@@ -4967,7 +4967,7 @@
                 <w:szCs w:val="22"/>
                 <w:color w:val="000000"/>
               </w:rPr>
-              <w:t xml:space="preserve">1.04</w:t>
+              <w:t xml:space="preserve">13.4</w:t>
             </w:r>
           </w:p>
         </w:tc>
@@ -5185,7 +5185,7 @@
                 <w:szCs w:val="22"/>
                 <w:color w:val="000000"/>
               </w:rPr>
-              <w:t xml:space="preserve">190</w:t>
+              <w:t xml:space="preserve">189</w:t>
             </w:r>
           </w:p>
         </w:tc>
@@ -5397,7 +5397,7 @@
                 <w:szCs w:val="22"/>
                 <w:color w:val="000000"/>
               </w:rPr>
-              <w:t xml:space="preserve">190</w:t>
+              <w:t xml:space="preserve">189</w:t>
             </w:r>
           </w:p>
         </w:tc>
@@ -7382,7 +7382,7 @@
                 <w:szCs w:val="22"/>
                 <w:color w:val="000000"/>
               </w:rPr>
-              <w:t xml:space="preserve">0.01</w:t>
+              <w:t xml:space="preserve">5.54</w:t>
             </w:r>
           </w:p>
         </w:tc>
@@ -9049,7 +9049,7 @@
                 <w:szCs w:val="22"/>
                 <w:color w:val="000000"/>
               </w:rPr>
-              <w:t xml:space="preserve">190</w:t>
+              <w:t xml:space="preserve">189</w:t>
             </w:r>
           </w:p>
         </w:tc>
@@ -9261,7 +9261,7 @@
                 <w:szCs w:val="22"/>
                 <w:color w:val="000000"/>
               </w:rPr>
-              <w:t xml:space="preserve">190</w:t>
+              <w:t xml:space="preserve">189</w:t>
             </w:r>
           </w:p>
         </w:tc>
@@ -10280,7 +10280,7 @@
                 <w:szCs w:val="22"/>
                 <w:color w:val="000000"/>
               </w:rPr>
-              <w:t xml:space="preserve">0.00</w:t>
+              <w:t xml:space="preserve">2.67</w:t>
             </w:r>
           </w:p>
         </w:tc>
@@ -10498,60 +10498,60 @@
                 <w:szCs w:val="22"/>
                 <w:color w:val="000000"/>
               </w:rPr>
-              <w:t xml:space="preserve">190</w:t>
-            </w:r>
-          </w:p>
-        </w:tc>
-        <w:tc>
-          <w:tcPr>
-            <w:tcBorders>
-              <w:bottom w:val="none" w:sz="0" w:space="0" w:color="000000"/>
-              <w:top w:val="none" w:sz="0" w:space="0" w:color="000000"/>
-              <w:left w:val="none" w:sz="0" w:space="0" w:color="000000"/>
-              <w:right w:val="none" w:sz="0" w:space="0" w:color="000000"/>
-            </w:tcBorders>
-            <w:shd w:val="clear" w:color="auto" w:fill="FFFFFF"/>
-            <w:tcMar>
-              <w:top w:w="0" w:type="dxa"/>
-              <w:bottom w:w="0" w:type="dxa"/>
-              <w:left w:w="0" w:type="dxa"/>
-              <w:right w:w="0" w:type="dxa"/>
-            </w:tcMar>
-            <w:vAlign w:val="top"/>
-          </w:tcPr>
-          <w:p>
-            <w:pPr>
-              <w:pStyle w:val="Normal"/>
-              <w:jc w:val="center"/>
-              <w:pBdr>
-                <w:bottom w:val="none" w:sz="0" w:space="0" w:color="000000"/>
-                <w:top w:val="none" w:sz="0" w:space="0" w:color="000000"/>
-                <w:left w:val="none" w:sz="0" w:space="0" w:color="000000"/>
-                <w:right w:val="none" w:sz="0" w:space="0" w:color="000000"/>
-              </w:pBdr>
-              <w:spacing w:after="100" w:before="100" w:line="240"/>
-              <w:ind w:left="100" w:right="100" w:firstLine="0" w:firstLineChars="0"/>
-              <w:rPr>
-                <w:rFonts w:ascii="Helvetica" w:hAnsi="Helvetica" w:eastAsia="Helvetica" w:cs="Helvetica"/>
-                <w:i w:val="false"/>
-                <w:b w:val="false"/>
-                <w:u w:val="none"/>
-                <w:sz w:val="22"/>
-                <w:szCs w:val="22"/>
-                <w:color w:val="000000"/>
-              </w:rPr>
-            </w:pPr>
-            <w:r>
-              <w:rPr>
-                <w:rFonts w:ascii="Helvetica" w:hAnsi="Helvetica" w:eastAsia="Helvetica" w:cs="Helvetica"/>
-                <w:i w:val="false"/>
-                <w:b w:val="false"/>
-                <w:u w:val="none"/>
-                <w:sz w:val="22"/>
-                <w:szCs w:val="22"/>
-                <w:color w:val="000000"/>
-              </w:rPr>
-              <w:t xml:space="preserve">387,411,536</w:t>
+              <w:t xml:space="preserve">189</w:t>
+            </w:r>
+          </w:p>
+        </w:tc>
+        <w:tc>
+          <w:tcPr>
+            <w:tcBorders>
+              <w:bottom w:val="none" w:sz="0" w:space="0" w:color="000000"/>
+              <w:top w:val="none" w:sz="0" w:space="0" w:color="000000"/>
+              <w:left w:val="none" w:sz="0" w:space="0" w:color="000000"/>
+              <w:right w:val="none" w:sz="0" w:space="0" w:color="000000"/>
+            </w:tcBorders>
+            <w:shd w:val="clear" w:color="auto" w:fill="FFFFFF"/>
+            <w:tcMar>
+              <w:top w:w="0" w:type="dxa"/>
+              <w:bottom w:w="0" w:type="dxa"/>
+              <w:left w:w="0" w:type="dxa"/>
+              <w:right w:w="0" w:type="dxa"/>
+            </w:tcMar>
+            <w:vAlign w:val="top"/>
+          </w:tcPr>
+          <w:p>
+            <w:pPr>
+              <w:pStyle w:val="Normal"/>
+              <w:jc w:val="center"/>
+              <w:pBdr>
+                <w:bottom w:val="none" w:sz="0" w:space="0" w:color="000000"/>
+                <w:top w:val="none" w:sz="0" w:space="0" w:color="000000"/>
+                <w:left w:val="none" w:sz="0" w:space="0" w:color="000000"/>
+                <w:right w:val="none" w:sz="0" w:space="0" w:color="000000"/>
+              </w:pBdr>
+              <w:spacing w:after="100" w:before="100" w:line="240"/>
+              <w:ind w:left="100" w:right="100" w:firstLine="0" w:firstLineChars="0"/>
+              <w:rPr>
+                <w:rFonts w:ascii="Helvetica" w:hAnsi="Helvetica" w:eastAsia="Helvetica" w:cs="Helvetica"/>
+                <w:i w:val="false"/>
+                <w:b w:val="false"/>
+                <w:u w:val="none"/>
+                <w:sz w:val="22"/>
+                <w:szCs w:val="22"/>
+                <w:color w:val="000000"/>
+              </w:rPr>
+            </w:pPr>
+            <w:r>
+              <w:rPr>
+                <w:rFonts w:ascii="Helvetica" w:hAnsi="Helvetica" w:eastAsia="Helvetica" w:cs="Helvetica"/>
+                <w:i w:val="false"/>
+                <w:b w:val="false"/>
+                <w:u w:val="none"/>
+                <w:sz w:val="22"/>
+                <w:szCs w:val="22"/>
+                <w:color w:val="000000"/>
+              </w:rPr>
+              <w:t xml:space="preserve">383,749,267</w:t>
             </w:r>
           </w:p>
         </w:tc>
@@ -10710,60 +10710,60 @@
                 <w:szCs w:val="22"/>
                 <w:color w:val="000000"/>
               </w:rPr>
-              <w:t xml:space="preserve">190</w:t>
-            </w:r>
-          </w:p>
-        </w:tc>
-        <w:tc>
-          <w:tcPr>
-            <w:tcBorders>
-              <w:bottom w:val="none" w:sz="0" w:space="0" w:color="000000"/>
-              <w:top w:val="none" w:sz="0" w:space="0" w:color="000000"/>
-              <w:left w:val="none" w:sz="0" w:space="0" w:color="000000"/>
-              <w:right w:val="none" w:sz="0" w:space="0" w:color="000000"/>
-            </w:tcBorders>
-            <w:shd w:val="clear" w:color="auto" w:fill="FFFFFF"/>
-            <w:tcMar>
-              <w:top w:w="0" w:type="dxa"/>
-              <w:bottom w:w="0" w:type="dxa"/>
-              <w:left w:w="0" w:type="dxa"/>
-              <w:right w:w="0" w:type="dxa"/>
-            </w:tcMar>
-            <w:vAlign w:val="top"/>
-          </w:tcPr>
-          <w:p>
-            <w:pPr>
-              <w:pStyle w:val="Normal"/>
-              <w:jc w:val="center"/>
-              <w:pBdr>
-                <w:bottom w:val="none" w:sz="0" w:space="0" w:color="000000"/>
-                <w:top w:val="none" w:sz="0" w:space="0" w:color="000000"/>
-                <w:left w:val="none" w:sz="0" w:space="0" w:color="000000"/>
-                <w:right w:val="none" w:sz="0" w:space="0" w:color="000000"/>
-              </w:pBdr>
-              <w:spacing w:after="100" w:before="100" w:line="240"/>
-              <w:ind w:left="100" w:right="100" w:firstLine="0" w:firstLineChars="0"/>
-              <w:rPr>
-                <w:rFonts w:ascii="Helvetica" w:hAnsi="Helvetica" w:eastAsia="Helvetica" w:cs="Helvetica"/>
-                <w:i w:val="false"/>
-                <w:b w:val="false"/>
-                <w:u w:val="none"/>
-                <w:sz w:val="22"/>
-                <w:szCs w:val="22"/>
-                <w:color w:val="000000"/>
-              </w:rPr>
-            </w:pPr>
-            <w:r>
-              <w:rPr>
-                <w:rFonts w:ascii="Helvetica" w:hAnsi="Helvetica" w:eastAsia="Helvetica" w:cs="Helvetica"/>
-                <w:i w:val="false"/>
-                <w:b w:val="false"/>
-                <w:u w:val="none"/>
-                <w:sz w:val="22"/>
-                <w:szCs w:val="22"/>
-                <w:color w:val="000000"/>
-              </w:rPr>
-              <w:t xml:space="preserve">236,838,662</w:t>
+              <w:t xml:space="preserve">189</w:t>
+            </w:r>
+          </w:p>
+        </w:tc>
+        <w:tc>
+          <w:tcPr>
+            <w:tcBorders>
+              <w:bottom w:val="none" w:sz="0" w:space="0" w:color="000000"/>
+              <w:top w:val="none" w:sz="0" w:space="0" w:color="000000"/>
+              <w:left w:val="none" w:sz="0" w:space="0" w:color="000000"/>
+              <w:right w:val="none" w:sz="0" w:space="0" w:color="000000"/>
+            </w:tcBorders>
+            <w:shd w:val="clear" w:color="auto" w:fill="FFFFFF"/>
+            <w:tcMar>
+              <w:top w:w="0" w:type="dxa"/>
+              <w:bottom w:w="0" w:type="dxa"/>
+              <w:left w:w="0" w:type="dxa"/>
+              <w:right w:w="0" w:type="dxa"/>
+            </w:tcMar>
+            <w:vAlign w:val="top"/>
+          </w:tcPr>
+          <w:p>
+            <w:pPr>
+              <w:pStyle w:val="Normal"/>
+              <w:jc w:val="center"/>
+              <w:pBdr>
+                <w:bottom w:val="none" w:sz="0" w:space="0" w:color="000000"/>
+                <w:top w:val="none" w:sz="0" w:space="0" w:color="000000"/>
+                <w:left w:val="none" w:sz="0" w:space="0" w:color="000000"/>
+                <w:right w:val="none" w:sz="0" w:space="0" w:color="000000"/>
+              </w:pBdr>
+              <w:spacing w:after="100" w:before="100" w:line="240"/>
+              <w:ind w:left="100" w:right="100" w:firstLine="0" w:firstLineChars="0"/>
+              <w:rPr>
+                <w:rFonts w:ascii="Helvetica" w:hAnsi="Helvetica" w:eastAsia="Helvetica" w:cs="Helvetica"/>
+                <w:i w:val="false"/>
+                <w:b w:val="false"/>
+                <w:u w:val="none"/>
+                <w:sz w:val="22"/>
+                <w:szCs w:val="22"/>
+                <w:color w:val="000000"/>
+              </w:rPr>
+            </w:pPr>
+            <w:r>
+              <w:rPr>
+                <w:rFonts w:ascii="Helvetica" w:hAnsi="Helvetica" w:eastAsia="Helvetica" w:cs="Helvetica"/>
+                <w:i w:val="false"/>
+                <w:b w:val="false"/>
+                <w:u w:val="none"/>
+                <w:sz w:val="22"/>
+                <w:szCs w:val="22"/>
+                <w:color w:val="000000"/>
+              </w:rPr>
+              <w:t xml:space="preserve">3,677,316,835</w:t>
             </w:r>
           </w:p>
         </w:tc>
@@ -10981,7 +10981,7 @@
                 <w:szCs w:val="22"/>
                 <w:color w:val="000000"/>
               </w:rPr>
-              <w:t xml:space="preserve">190</w:t>
+              <w:t xml:space="preserve">189</w:t>
             </w:r>
           </w:p>
         </w:tc>
@@ -11193,7 +11193,7 @@
                 <w:szCs w:val="22"/>
                 <w:color w:val="000000"/>
               </w:rPr>
-              <w:t xml:space="preserve">190</w:t>
+              <w:t xml:space="preserve">189</w:t>
             </w:r>
           </w:p>
         </w:tc>
@@ -11464,7 +11464,7 @@
                 <w:szCs w:val="22"/>
                 <w:color w:val="000000"/>
               </w:rPr>
-              <w:t xml:space="preserve">190</w:t>
+              <w:t xml:space="preserve">189</w:t>
             </w:r>
           </w:p>
         </w:tc>
@@ -11676,7 +11676,7 @@
                 <w:szCs w:val="22"/>
                 <w:color w:val="000000"/>
               </w:rPr>
-              <w:t xml:space="preserve">190</w:t>
+              <w:t xml:space="preserve">189</w:t>
             </w:r>
           </w:p>
         </w:tc>
@@ -11947,7 +11947,7 @@
                 <w:szCs w:val="22"/>
                 <w:color w:val="000000"/>
               </w:rPr>
-              <w:t xml:space="preserve">190</w:t>
+              <w:t xml:space="preserve">189</w:t>
             </w:r>
           </w:p>
         </w:tc>
@@ -12159,60 +12159,60 @@
                 <w:szCs w:val="22"/>
                 <w:color w:val="000000"/>
               </w:rPr>
-              <w:t xml:space="preserve">190</w:t>
-            </w:r>
-          </w:p>
-        </w:tc>
-        <w:tc>
-          <w:tcPr>
-            <w:tcBorders>
-              <w:bottom w:val="none" w:sz="0" w:space="0" w:color="000000"/>
-              <w:top w:val="none" w:sz="0" w:space="0" w:color="000000"/>
-              <w:left w:val="none" w:sz="0" w:space="0" w:color="000000"/>
-              <w:right w:val="none" w:sz="0" w:space="0" w:color="000000"/>
-            </w:tcBorders>
-            <w:shd w:val="clear" w:color="auto" w:fill="FFFFFF"/>
-            <w:tcMar>
-              <w:top w:w="0" w:type="dxa"/>
-              <w:bottom w:w="0" w:type="dxa"/>
-              <w:left w:w="0" w:type="dxa"/>
-              <w:right w:w="0" w:type="dxa"/>
-            </w:tcMar>
-            <w:vAlign w:val="top"/>
-          </w:tcPr>
-          <w:p>
-            <w:pPr>
-              <w:pStyle w:val="Normal"/>
-              <w:jc w:val="center"/>
-              <w:pBdr>
-                <w:bottom w:val="none" w:sz="0" w:space="0" w:color="000000"/>
-                <w:top w:val="none" w:sz="0" w:space="0" w:color="000000"/>
-                <w:left w:val="none" w:sz="0" w:space="0" w:color="000000"/>
-                <w:right w:val="none" w:sz="0" w:space="0" w:color="000000"/>
-              </w:pBdr>
-              <w:spacing w:after="100" w:before="100" w:line="240"/>
-              <w:ind w:left="100" w:right="100" w:firstLine="0" w:firstLineChars="0"/>
-              <w:rPr>
-                <w:rFonts w:ascii="Helvetica" w:hAnsi="Helvetica" w:eastAsia="Helvetica" w:cs="Helvetica"/>
-                <w:i w:val="false"/>
-                <w:b w:val="false"/>
-                <w:u w:val="none"/>
-                <w:sz w:val="22"/>
-                <w:szCs w:val="22"/>
-                <w:color w:val="000000"/>
-              </w:rPr>
-            </w:pPr>
-            <w:r>
-              <w:rPr>
-                <w:rFonts w:ascii="Helvetica" w:hAnsi="Helvetica" w:eastAsia="Helvetica" w:cs="Helvetica"/>
-                <w:i w:val="false"/>
-                <w:b w:val="false"/>
-                <w:u w:val="none"/>
-                <w:sz w:val="22"/>
-                <w:szCs w:val="22"/>
-                <w:color w:val="000000"/>
-              </w:rPr>
-              <w:t xml:space="preserve">0.00</w:t>
+              <w:t xml:space="preserve">189</w:t>
+            </w:r>
+          </w:p>
+        </w:tc>
+        <w:tc>
+          <w:tcPr>
+            <w:tcBorders>
+              <w:bottom w:val="none" w:sz="0" w:space="0" w:color="000000"/>
+              <w:top w:val="none" w:sz="0" w:space="0" w:color="000000"/>
+              <w:left w:val="none" w:sz="0" w:space="0" w:color="000000"/>
+              <w:right w:val="none" w:sz="0" w:space="0" w:color="000000"/>
+            </w:tcBorders>
+            <w:shd w:val="clear" w:color="auto" w:fill="FFFFFF"/>
+            <w:tcMar>
+              <w:top w:w="0" w:type="dxa"/>
+              <w:bottom w:w="0" w:type="dxa"/>
+              <w:left w:w="0" w:type="dxa"/>
+              <w:right w:w="0" w:type="dxa"/>
+            </w:tcMar>
+            <w:vAlign w:val="top"/>
+          </w:tcPr>
+          <w:p>
+            <w:pPr>
+              <w:pStyle w:val="Normal"/>
+              <w:jc w:val="center"/>
+              <w:pBdr>
+                <w:bottom w:val="none" w:sz="0" w:space="0" w:color="000000"/>
+                <w:top w:val="none" w:sz="0" w:space="0" w:color="000000"/>
+                <w:left w:val="none" w:sz="0" w:space="0" w:color="000000"/>
+                <w:right w:val="none" w:sz="0" w:space="0" w:color="000000"/>
+              </w:pBdr>
+              <w:spacing w:after="100" w:before="100" w:line="240"/>
+              <w:ind w:left="100" w:right="100" w:firstLine="0" w:firstLineChars="0"/>
+              <w:rPr>
+                <w:rFonts w:ascii="Helvetica" w:hAnsi="Helvetica" w:eastAsia="Helvetica" w:cs="Helvetica"/>
+                <w:i w:val="false"/>
+                <w:b w:val="false"/>
+                <w:u w:val="none"/>
+                <w:sz w:val="22"/>
+                <w:szCs w:val="22"/>
+                <w:color w:val="000000"/>
+              </w:rPr>
+            </w:pPr>
+            <w:r>
+              <w:rPr>
+                <w:rFonts w:ascii="Helvetica" w:hAnsi="Helvetica" w:eastAsia="Helvetica" w:cs="Helvetica"/>
+                <w:i w:val="false"/>
+                <w:b w:val="false"/>
+                <w:u w:val="none"/>
+                <w:sz w:val="22"/>
+                <w:szCs w:val="22"/>
+                <w:color w:val="000000"/>
+              </w:rPr>
+              <w:t xml:space="preserve">0.22</w:t>
             </w:r>
           </w:p>
         </w:tc>
@@ -12430,7 +12430,7 @@
                 <w:szCs w:val="22"/>
                 <w:color w:val="000000"/>
               </w:rPr>
-              <w:t xml:space="preserve">190</w:t>
+              <w:t xml:space="preserve">189</w:t>
             </w:r>
           </w:p>
         </w:tc>
@@ -12589,113 +12589,113 @@
                 <w:szCs w:val="22"/>
                 <w:color w:val="000000"/>
               </w:rPr>
-              <w:t xml:space="preserve">0.891</w:t>
-            </w:r>
-          </w:p>
-        </w:tc>
-        <w:tc>
-          <w:tcPr>
-            <w:tcBorders>
-              <w:bottom w:val="none" w:sz="0" w:space="0" w:color="000000"/>
-              <w:top w:val="none" w:sz="0" w:space="0" w:color="000000"/>
-              <w:left w:val="none" w:sz="0" w:space="0" w:color="000000"/>
-              <w:right w:val="none" w:sz="0" w:space="0" w:color="000000"/>
-            </w:tcBorders>
-            <w:shd w:val="clear" w:color="auto" w:fill="FFFFFF"/>
-            <w:tcMar>
-              <w:top w:w="0" w:type="dxa"/>
-              <w:bottom w:w="0" w:type="dxa"/>
-              <w:left w:w="0" w:type="dxa"/>
-              <w:right w:w="0" w:type="dxa"/>
-            </w:tcMar>
-            <w:vAlign w:val="top"/>
-          </w:tcPr>
-          <w:p>
-            <w:pPr>
-              <w:pStyle w:val="Normal"/>
-              <w:jc w:val="center"/>
-              <w:pBdr>
-                <w:bottom w:val="none" w:sz="0" w:space="0" w:color="000000"/>
-                <w:top w:val="none" w:sz="0" w:space="0" w:color="000000"/>
-                <w:left w:val="none" w:sz="0" w:space="0" w:color="000000"/>
-                <w:right w:val="none" w:sz="0" w:space="0" w:color="000000"/>
-              </w:pBdr>
-              <w:spacing w:after="100" w:before="100" w:line="240"/>
-              <w:ind w:left="100" w:right="100" w:firstLine="0" w:firstLineChars="0"/>
-              <w:rPr>
-                <w:rFonts w:ascii="Helvetica" w:hAnsi="Helvetica" w:eastAsia="Helvetica" w:cs="Helvetica"/>
-                <w:i w:val="false"/>
-                <w:b w:val="false"/>
-                <w:u w:val="none"/>
-                <w:sz w:val="22"/>
-                <w:szCs w:val="22"/>
-                <w:color w:val="000000"/>
-              </w:rPr>
-            </w:pPr>
-            <w:r>
-              <w:rPr>
-                <w:rFonts w:ascii="Helvetica" w:hAnsi="Helvetica" w:eastAsia="Helvetica" w:cs="Helvetica"/>
-                <w:i w:val="false"/>
-                <w:b w:val="false"/>
-                <w:u w:val="none"/>
-                <w:sz w:val="22"/>
-                <w:szCs w:val="22"/>
-                <w:color w:val="000000"/>
-              </w:rPr>
-              <w:t xml:space="preserve">190</w:t>
-            </w:r>
-          </w:p>
-        </w:tc>
-        <w:tc>
-          <w:tcPr>
-            <w:tcBorders>
-              <w:bottom w:val="none" w:sz="0" w:space="0" w:color="000000"/>
-              <w:top w:val="none" w:sz="0" w:space="0" w:color="000000"/>
-              <w:left w:val="none" w:sz="0" w:space="0" w:color="000000"/>
-              <w:right w:val="none" w:sz="0" w:space="0" w:color="000000"/>
-            </w:tcBorders>
-            <w:shd w:val="clear" w:color="auto" w:fill="FFFFFF"/>
-            <w:tcMar>
-              <w:top w:w="0" w:type="dxa"/>
-              <w:bottom w:w="0" w:type="dxa"/>
-              <w:left w:w="0" w:type="dxa"/>
-              <w:right w:w="0" w:type="dxa"/>
-            </w:tcMar>
-            <w:vAlign w:val="top"/>
-          </w:tcPr>
-          <w:p>
-            <w:pPr>
-              <w:pStyle w:val="Normal"/>
-              <w:jc w:val="center"/>
-              <w:pBdr>
-                <w:bottom w:val="none" w:sz="0" w:space="0" w:color="000000"/>
-                <w:top w:val="none" w:sz="0" w:space="0" w:color="000000"/>
-                <w:left w:val="none" w:sz="0" w:space="0" w:color="000000"/>
-                <w:right w:val="none" w:sz="0" w:space="0" w:color="000000"/>
-              </w:pBdr>
-              <w:spacing w:after="100" w:before="100" w:line="240"/>
-              <w:ind w:left="100" w:right="100" w:firstLine="0" w:firstLineChars="0"/>
-              <w:rPr>
-                <w:rFonts w:ascii="Helvetica" w:hAnsi="Helvetica" w:eastAsia="Helvetica" w:cs="Helvetica"/>
-                <w:i w:val="false"/>
-                <w:b w:val="false"/>
-                <w:u w:val="none"/>
-                <w:sz w:val="22"/>
-                <w:szCs w:val="22"/>
-                <w:color w:val="000000"/>
-              </w:rPr>
-            </w:pPr>
-            <w:r>
-              <w:rPr>
-                <w:rFonts w:ascii="Helvetica" w:hAnsi="Helvetica" w:eastAsia="Helvetica" w:cs="Helvetica"/>
-                <w:i w:val="false"/>
-                <w:b w:val="false"/>
-                <w:u w:val="none"/>
-                <w:sz w:val="22"/>
-                <w:szCs w:val="22"/>
-                <w:color w:val="000000"/>
-              </w:rPr>
-              <w:t xml:space="preserve">1.64</w:t>
+              <w:t xml:space="preserve">0.896</w:t>
+            </w:r>
+          </w:p>
+        </w:tc>
+        <w:tc>
+          <w:tcPr>
+            <w:tcBorders>
+              <w:bottom w:val="none" w:sz="0" w:space="0" w:color="000000"/>
+              <w:top w:val="none" w:sz="0" w:space="0" w:color="000000"/>
+              <w:left w:val="none" w:sz="0" w:space="0" w:color="000000"/>
+              <w:right w:val="none" w:sz="0" w:space="0" w:color="000000"/>
+            </w:tcBorders>
+            <w:shd w:val="clear" w:color="auto" w:fill="FFFFFF"/>
+            <w:tcMar>
+              <w:top w:w="0" w:type="dxa"/>
+              <w:bottom w:w="0" w:type="dxa"/>
+              <w:left w:w="0" w:type="dxa"/>
+              <w:right w:w="0" w:type="dxa"/>
+            </w:tcMar>
+            <w:vAlign w:val="top"/>
+          </w:tcPr>
+          <w:p>
+            <w:pPr>
+              <w:pStyle w:val="Normal"/>
+              <w:jc w:val="center"/>
+              <w:pBdr>
+                <w:bottom w:val="none" w:sz="0" w:space="0" w:color="000000"/>
+                <w:top w:val="none" w:sz="0" w:space="0" w:color="000000"/>
+                <w:left w:val="none" w:sz="0" w:space="0" w:color="000000"/>
+                <w:right w:val="none" w:sz="0" w:space="0" w:color="000000"/>
+              </w:pBdr>
+              <w:spacing w:after="100" w:before="100" w:line="240"/>
+              <w:ind w:left="100" w:right="100" w:firstLine="0" w:firstLineChars="0"/>
+              <w:rPr>
+                <w:rFonts w:ascii="Helvetica" w:hAnsi="Helvetica" w:eastAsia="Helvetica" w:cs="Helvetica"/>
+                <w:i w:val="false"/>
+                <w:b w:val="false"/>
+                <w:u w:val="none"/>
+                <w:sz w:val="22"/>
+                <w:szCs w:val="22"/>
+                <w:color w:val="000000"/>
+              </w:rPr>
+            </w:pPr>
+            <w:r>
+              <w:rPr>
+                <w:rFonts w:ascii="Helvetica" w:hAnsi="Helvetica" w:eastAsia="Helvetica" w:cs="Helvetica"/>
+                <w:i w:val="false"/>
+                <w:b w:val="false"/>
+                <w:u w:val="none"/>
+                <w:sz w:val="22"/>
+                <w:szCs w:val="22"/>
+                <w:color w:val="000000"/>
+              </w:rPr>
+              <w:t xml:space="preserve">189</w:t>
+            </w:r>
+          </w:p>
+        </w:tc>
+        <w:tc>
+          <w:tcPr>
+            <w:tcBorders>
+              <w:bottom w:val="none" w:sz="0" w:space="0" w:color="000000"/>
+              <w:top w:val="none" w:sz="0" w:space="0" w:color="000000"/>
+              <w:left w:val="none" w:sz="0" w:space="0" w:color="000000"/>
+              <w:right w:val="none" w:sz="0" w:space="0" w:color="000000"/>
+            </w:tcBorders>
+            <w:shd w:val="clear" w:color="auto" w:fill="FFFFFF"/>
+            <w:tcMar>
+              <w:top w:w="0" w:type="dxa"/>
+              <w:bottom w:w="0" w:type="dxa"/>
+              <w:left w:w="0" w:type="dxa"/>
+              <w:right w:w="0" w:type="dxa"/>
+            </w:tcMar>
+            <w:vAlign w:val="top"/>
+          </w:tcPr>
+          <w:p>
+            <w:pPr>
+              <w:pStyle w:val="Normal"/>
+              <w:jc w:val="center"/>
+              <w:pBdr>
+                <w:bottom w:val="none" w:sz="0" w:space="0" w:color="000000"/>
+                <w:top w:val="none" w:sz="0" w:space="0" w:color="000000"/>
+                <w:left w:val="none" w:sz="0" w:space="0" w:color="000000"/>
+                <w:right w:val="none" w:sz="0" w:space="0" w:color="000000"/>
+              </w:pBdr>
+              <w:spacing w:after="100" w:before="100" w:line="240"/>
+              <w:ind w:left="100" w:right="100" w:firstLine="0" w:firstLineChars="0"/>
+              <w:rPr>
+                <w:rFonts w:ascii="Helvetica" w:hAnsi="Helvetica" w:eastAsia="Helvetica" w:cs="Helvetica"/>
+                <w:i w:val="false"/>
+                <w:b w:val="false"/>
+                <w:u w:val="none"/>
+                <w:sz w:val="22"/>
+                <w:szCs w:val="22"/>
+                <w:color w:val="000000"/>
+              </w:rPr>
+            </w:pPr>
+            <w:r>
+              <w:rPr>
+                <w:rFonts w:ascii="Helvetica" w:hAnsi="Helvetica" w:eastAsia="Helvetica" w:cs="Helvetica"/>
+                <w:i w:val="false"/>
+                <w:b w:val="false"/>
+                <w:u w:val="none"/>
+                <w:sz w:val="22"/>
+                <w:szCs w:val="22"/>
+                <w:color w:val="000000"/>
+              </w:rPr>
+              <w:t xml:space="preserve">2.37</w:t>
             </w:r>
           </w:p>
         </w:tc>
@@ -12913,60 +12913,60 @@
                 <w:szCs w:val="22"/>
                 <w:color w:val="000000"/>
               </w:rPr>
-              <w:t xml:space="preserve">190</w:t>
-            </w:r>
-          </w:p>
-        </w:tc>
-        <w:tc>
-          <w:tcPr>
-            <w:tcBorders>
-              <w:bottom w:val="none" w:sz="0" w:space="0" w:color="000000"/>
-              <w:top w:val="none" w:sz="0" w:space="0" w:color="000000"/>
-              <w:left w:val="none" w:sz="0" w:space="0" w:color="000000"/>
-              <w:right w:val="none" w:sz="0" w:space="0" w:color="000000"/>
-            </w:tcBorders>
-            <w:shd w:val="clear" w:color="auto" w:fill="FFFFFF"/>
-            <w:tcMar>
-              <w:top w:w="0" w:type="dxa"/>
-              <w:bottom w:w="0" w:type="dxa"/>
-              <w:left w:w="0" w:type="dxa"/>
-              <w:right w:w="0" w:type="dxa"/>
-            </w:tcMar>
-            <w:vAlign w:val="top"/>
-          </w:tcPr>
-          <w:p>
-            <w:pPr>
-              <w:pStyle w:val="Normal"/>
-              <w:jc w:val="center"/>
-              <w:pBdr>
-                <w:bottom w:val="none" w:sz="0" w:space="0" w:color="000000"/>
-                <w:top w:val="none" w:sz="0" w:space="0" w:color="000000"/>
-                <w:left w:val="none" w:sz="0" w:space="0" w:color="000000"/>
-                <w:right w:val="none" w:sz="0" w:space="0" w:color="000000"/>
-              </w:pBdr>
-              <w:spacing w:after="100" w:before="100" w:line="240"/>
-              <w:ind w:left="100" w:right="100" w:firstLine="0" w:firstLineChars="0"/>
-              <w:rPr>
-                <w:rFonts w:ascii="Helvetica" w:hAnsi="Helvetica" w:eastAsia="Helvetica" w:cs="Helvetica"/>
-                <w:i w:val="false"/>
-                <w:b w:val="false"/>
-                <w:u w:val="none"/>
-                <w:sz w:val="22"/>
-                <w:szCs w:val="22"/>
-                <w:color w:val="000000"/>
-              </w:rPr>
-            </w:pPr>
-            <w:r>
-              <w:rPr>
-                <w:rFonts w:ascii="Helvetica" w:hAnsi="Helvetica" w:eastAsia="Helvetica" w:cs="Helvetica"/>
-                <w:i w:val="false"/>
-                <w:b w:val="false"/>
-                <w:u w:val="none"/>
-                <w:sz w:val="22"/>
-                <w:szCs w:val="22"/>
-                <w:color w:val="000000"/>
-              </w:rPr>
-              <w:t xml:space="preserve">1,823,838,717</w:t>
+              <w:t xml:space="preserve">189</w:t>
+            </w:r>
+          </w:p>
+        </w:tc>
+        <w:tc>
+          <w:tcPr>
+            <w:tcBorders>
+              <w:bottom w:val="none" w:sz="0" w:space="0" w:color="000000"/>
+              <w:top w:val="none" w:sz="0" w:space="0" w:color="000000"/>
+              <w:left w:val="none" w:sz="0" w:space="0" w:color="000000"/>
+              <w:right w:val="none" w:sz="0" w:space="0" w:color="000000"/>
+            </w:tcBorders>
+            <w:shd w:val="clear" w:color="auto" w:fill="FFFFFF"/>
+            <w:tcMar>
+              <w:top w:w="0" w:type="dxa"/>
+              <w:bottom w:w="0" w:type="dxa"/>
+              <w:left w:w="0" w:type="dxa"/>
+              <w:right w:w="0" w:type="dxa"/>
+            </w:tcMar>
+            <w:vAlign w:val="top"/>
+          </w:tcPr>
+          <w:p>
+            <w:pPr>
+              <w:pStyle w:val="Normal"/>
+              <w:jc w:val="center"/>
+              <w:pBdr>
+                <w:bottom w:val="none" w:sz="0" w:space="0" w:color="000000"/>
+                <w:top w:val="none" w:sz="0" w:space="0" w:color="000000"/>
+                <w:left w:val="none" w:sz="0" w:space="0" w:color="000000"/>
+                <w:right w:val="none" w:sz="0" w:space="0" w:color="000000"/>
+              </w:pBdr>
+              <w:spacing w:after="100" w:before="100" w:line="240"/>
+              <w:ind w:left="100" w:right="100" w:firstLine="0" w:firstLineChars="0"/>
+              <w:rPr>
+                <w:rFonts w:ascii="Helvetica" w:hAnsi="Helvetica" w:eastAsia="Helvetica" w:cs="Helvetica"/>
+                <w:i w:val="false"/>
+                <w:b w:val="false"/>
+                <w:u w:val="none"/>
+                <w:sz w:val="22"/>
+                <w:szCs w:val="22"/>
+                <w:color w:val="000000"/>
+              </w:rPr>
+            </w:pPr>
+            <w:r>
+              <w:rPr>
+                <w:rFonts w:ascii="Helvetica" w:hAnsi="Helvetica" w:eastAsia="Helvetica" w:cs="Helvetica"/>
+                <w:i w:val="false"/>
+                <w:b w:val="false"/>
+                <w:u w:val="none"/>
+                <w:sz w:val="22"/>
+                <w:szCs w:val="22"/>
+                <w:color w:val="000000"/>
+              </w:rPr>
+              <w:t xml:space="preserve">1,795,382,764</w:t>
             </w:r>
           </w:p>
         </w:tc>
@@ -13125,60 +13125,60 @@
                 <w:szCs w:val="22"/>
                 <w:color w:val="000000"/>
               </w:rPr>
-              <w:t xml:space="preserve">190</w:t>
-            </w:r>
-          </w:p>
-        </w:tc>
-        <w:tc>
-          <w:tcPr>
-            <w:tcBorders>
-              <w:bottom w:val="none" w:sz="0" w:space="0" w:color="000000"/>
-              <w:top w:val="none" w:sz="0" w:space="0" w:color="000000"/>
-              <w:left w:val="none" w:sz="0" w:space="0" w:color="000000"/>
-              <w:right w:val="none" w:sz="0" w:space="0" w:color="000000"/>
-            </w:tcBorders>
-            <w:shd w:val="clear" w:color="auto" w:fill="FFFFFF"/>
-            <w:tcMar>
-              <w:top w:w="0" w:type="dxa"/>
-              <w:bottom w:w="0" w:type="dxa"/>
-              <w:left w:w="0" w:type="dxa"/>
-              <w:right w:w="0" w:type="dxa"/>
-            </w:tcMar>
-            <w:vAlign w:val="top"/>
-          </w:tcPr>
-          <w:p>
-            <w:pPr>
-              <w:pStyle w:val="Normal"/>
-              <w:jc w:val="center"/>
-              <w:pBdr>
-                <w:bottom w:val="none" w:sz="0" w:space="0" w:color="000000"/>
-                <w:top w:val="none" w:sz="0" w:space="0" w:color="000000"/>
-                <w:left w:val="none" w:sz="0" w:space="0" w:color="000000"/>
-                <w:right w:val="none" w:sz="0" w:space="0" w:color="000000"/>
-              </w:pBdr>
-              <w:spacing w:after="100" w:before="100" w:line="240"/>
-              <w:ind w:left="100" w:right="100" w:firstLine="0" w:firstLineChars="0"/>
-              <w:rPr>
-                <w:rFonts w:ascii="Helvetica" w:hAnsi="Helvetica" w:eastAsia="Helvetica" w:cs="Helvetica"/>
-                <w:i w:val="false"/>
-                <w:b w:val="false"/>
-                <w:u w:val="none"/>
-                <w:sz w:val="22"/>
-                <w:szCs w:val="22"/>
-                <w:color w:val="000000"/>
-              </w:rPr>
-            </w:pPr>
-            <w:r>
-              <w:rPr>
-                <w:rFonts w:ascii="Helvetica" w:hAnsi="Helvetica" w:eastAsia="Helvetica" w:cs="Helvetica"/>
-                <w:i w:val="false"/>
-                <w:b w:val="false"/>
-                <w:u w:val="none"/>
-                <w:sz w:val="22"/>
-                <w:szCs w:val="22"/>
-                <w:color w:val="000000"/>
-              </w:rPr>
-              <w:t xml:space="preserve">174</w:t>
+              <w:t xml:space="preserve">189</w:t>
+            </w:r>
+          </w:p>
+        </w:tc>
+        <w:tc>
+          <w:tcPr>
+            <w:tcBorders>
+              <w:bottom w:val="none" w:sz="0" w:space="0" w:color="000000"/>
+              <w:top w:val="none" w:sz="0" w:space="0" w:color="000000"/>
+              <w:left w:val="none" w:sz="0" w:space="0" w:color="000000"/>
+              <w:right w:val="none" w:sz="0" w:space="0" w:color="000000"/>
+            </w:tcBorders>
+            <w:shd w:val="clear" w:color="auto" w:fill="FFFFFF"/>
+            <w:tcMar>
+              <w:top w:w="0" w:type="dxa"/>
+              <w:bottom w:w="0" w:type="dxa"/>
+              <w:left w:w="0" w:type="dxa"/>
+              <w:right w:w="0" w:type="dxa"/>
+            </w:tcMar>
+            <w:vAlign w:val="top"/>
+          </w:tcPr>
+          <w:p>
+            <w:pPr>
+              <w:pStyle w:val="Normal"/>
+              <w:jc w:val="center"/>
+              <w:pBdr>
+                <w:bottom w:val="none" w:sz="0" w:space="0" w:color="000000"/>
+                <w:top w:val="none" w:sz="0" w:space="0" w:color="000000"/>
+                <w:left w:val="none" w:sz="0" w:space="0" w:color="000000"/>
+                <w:right w:val="none" w:sz="0" w:space="0" w:color="000000"/>
+              </w:pBdr>
+              <w:spacing w:after="100" w:before="100" w:line="240"/>
+              <w:ind w:left="100" w:right="100" w:firstLine="0" w:firstLineChars="0"/>
+              <w:rPr>
+                <w:rFonts w:ascii="Helvetica" w:hAnsi="Helvetica" w:eastAsia="Helvetica" w:cs="Helvetica"/>
+                <w:i w:val="false"/>
+                <w:b w:val="false"/>
+                <w:u w:val="none"/>
+                <w:sz w:val="22"/>
+                <w:szCs w:val="22"/>
+                <w:color w:val="000000"/>
+              </w:rPr>
+            </w:pPr>
+            <w:r>
+              <w:rPr>
+                <w:rFonts w:ascii="Helvetica" w:hAnsi="Helvetica" w:eastAsia="Helvetica" w:cs="Helvetica"/>
+                <w:i w:val="false"/>
+                <w:b w:val="false"/>
+                <w:u w:val="none"/>
+                <w:sz w:val="22"/>
+                <w:szCs w:val="22"/>
+                <w:color w:val="000000"/>
+              </w:rPr>
+              <w:t xml:space="preserve">3,789</w:t>
             </w:r>
           </w:p>
         </w:tc>
@@ -13396,60 +13396,60 @@
                 <w:szCs w:val="22"/>
                 <w:color w:val="000000"/>
               </w:rPr>
-              <w:t xml:space="preserve">190</w:t>
-            </w:r>
-          </w:p>
-        </w:tc>
-        <w:tc>
-          <w:tcPr>
-            <w:tcBorders>
-              <w:bottom w:val="none" w:sz="0" w:space="0" w:color="000000"/>
-              <w:top w:val="none" w:sz="0" w:space="0" w:color="000000"/>
-              <w:left w:val="none" w:sz="0" w:space="0" w:color="000000"/>
-              <w:right w:val="none" w:sz="0" w:space="0" w:color="000000"/>
-            </w:tcBorders>
-            <w:shd w:val="clear" w:color="auto" w:fill="FFFFFF"/>
-            <w:tcMar>
-              <w:top w:w="0" w:type="dxa"/>
-              <w:bottom w:w="0" w:type="dxa"/>
-              <w:left w:w="0" w:type="dxa"/>
-              <w:right w:w="0" w:type="dxa"/>
-            </w:tcMar>
-            <w:vAlign w:val="top"/>
-          </w:tcPr>
-          <w:p>
-            <w:pPr>
-              <w:pStyle w:val="Normal"/>
-              <w:jc w:val="center"/>
-              <w:pBdr>
-                <w:bottom w:val="none" w:sz="0" w:space="0" w:color="000000"/>
-                <w:top w:val="none" w:sz="0" w:space="0" w:color="000000"/>
-                <w:left w:val="none" w:sz="0" w:space="0" w:color="000000"/>
-                <w:right w:val="none" w:sz="0" w:space="0" w:color="000000"/>
-              </w:pBdr>
-              <w:spacing w:after="100" w:before="100" w:line="240"/>
-              <w:ind w:left="100" w:right="100" w:firstLine="0" w:firstLineChars="0"/>
-              <w:rPr>
-                <w:rFonts w:ascii="Helvetica" w:hAnsi="Helvetica" w:eastAsia="Helvetica" w:cs="Helvetica"/>
-                <w:i w:val="false"/>
-                <w:b w:val="false"/>
-                <w:u w:val="none"/>
-                <w:sz w:val="22"/>
-                <w:szCs w:val="22"/>
-                <w:color w:val="000000"/>
-              </w:rPr>
-            </w:pPr>
-            <w:r>
-              <w:rPr>
-                <w:rFonts w:ascii="Helvetica" w:hAnsi="Helvetica" w:eastAsia="Helvetica" w:cs="Helvetica"/>
-                <w:i w:val="false"/>
-                <w:b w:val="false"/>
-                <w:u w:val="none"/>
-                <w:sz w:val="22"/>
-                <w:szCs w:val="22"/>
-                <w:color w:val="000000"/>
-              </w:rPr>
-              <w:t xml:space="preserve">9,037,863</w:t>
+              <w:t xml:space="preserve">189</w:t>
+            </w:r>
+          </w:p>
+        </w:tc>
+        <w:tc>
+          <w:tcPr>
+            <w:tcBorders>
+              <w:bottom w:val="none" w:sz="0" w:space="0" w:color="000000"/>
+              <w:top w:val="none" w:sz="0" w:space="0" w:color="000000"/>
+              <w:left w:val="none" w:sz="0" w:space="0" w:color="000000"/>
+              <w:right w:val="none" w:sz="0" w:space="0" w:color="000000"/>
+            </w:tcBorders>
+            <w:shd w:val="clear" w:color="auto" w:fill="FFFFFF"/>
+            <w:tcMar>
+              <w:top w:w="0" w:type="dxa"/>
+              <w:bottom w:w="0" w:type="dxa"/>
+              <w:left w:w="0" w:type="dxa"/>
+              <w:right w:w="0" w:type="dxa"/>
+            </w:tcMar>
+            <w:vAlign w:val="top"/>
+          </w:tcPr>
+          <w:p>
+            <w:pPr>
+              <w:pStyle w:val="Normal"/>
+              <w:jc w:val="center"/>
+              <w:pBdr>
+                <w:bottom w:val="none" w:sz="0" w:space="0" w:color="000000"/>
+                <w:top w:val="none" w:sz="0" w:space="0" w:color="000000"/>
+                <w:left w:val="none" w:sz="0" w:space="0" w:color="000000"/>
+                <w:right w:val="none" w:sz="0" w:space="0" w:color="000000"/>
+              </w:pBdr>
+              <w:spacing w:after="100" w:before="100" w:line="240"/>
+              <w:ind w:left="100" w:right="100" w:firstLine="0" w:firstLineChars="0"/>
+              <w:rPr>
+                <w:rFonts w:ascii="Helvetica" w:hAnsi="Helvetica" w:eastAsia="Helvetica" w:cs="Helvetica"/>
+                <w:i w:val="false"/>
+                <w:b w:val="false"/>
+                <w:u w:val="none"/>
+                <w:sz w:val="22"/>
+                <w:szCs w:val="22"/>
+                <w:color w:val="000000"/>
+              </w:rPr>
+            </w:pPr>
+            <w:r>
+              <w:rPr>
+                <w:rFonts w:ascii="Helvetica" w:hAnsi="Helvetica" w:eastAsia="Helvetica" w:cs="Helvetica"/>
+                <w:i w:val="false"/>
+                <w:b w:val="false"/>
+                <w:u w:val="none"/>
+                <w:sz w:val="22"/>
+                <w:szCs w:val="22"/>
+                <w:color w:val="000000"/>
+              </w:rPr>
+              <w:t xml:space="preserve">9,038,686</w:t>
             </w:r>
           </w:p>
         </w:tc>
@@ -13608,166 +13608,166 @@
                 <w:szCs w:val="22"/>
                 <w:color w:val="000000"/>
               </w:rPr>
-              <w:t xml:space="preserve">190</w:t>
-            </w:r>
-          </w:p>
-        </w:tc>
-        <w:tc>
-          <w:tcPr>
-            <w:tcBorders>
-              <w:bottom w:val="none" w:sz="0" w:space="0" w:color="000000"/>
-              <w:top w:val="none" w:sz="0" w:space="0" w:color="000000"/>
-              <w:left w:val="none" w:sz="0" w:space="0" w:color="000000"/>
-              <w:right w:val="none" w:sz="0" w:space="0" w:color="000000"/>
-            </w:tcBorders>
-            <w:shd w:val="clear" w:color="auto" w:fill="FFFFFF"/>
-            <w:tcMar>
-              <w:top w:w="0" w:type="dxa"/>
-              <w:bottom w:w="0" w:type="dxa"/>
-              <w:left w:w="0" w:type="dxa"/>
-              <w:right w:w="0" w:type="dxa"/>
-            </w:tcMar>
-            <w:vAlign w:val="top"/>
-          </w:tcPr>
-          <w:p>
-            <w:pPr>
-              <w:pStyle w:val="Normal"/>
-              <w:jc w:val="center"/>
-              <w:pBdr>
-                <w:bottom w:val="none" w:sz="0" w:space="0" w:color="000000"/>
-                <w:top w:val="none" w:sz="0" w:space="0" w:color="000000"/>
-                <w:left w:val="none" w:sz="0" w:space="0" w:color="000000"/>
-                <w:right w:val="none" w:sz="0" w:space="0" w:color="000000"/>
-              </w:pBdr>
-              <w:spacing w:after="100" w:before="100" w:line="240"/>
-              <w:ind w:left="100" w:right="100" w:firstLine="0" w:firstLineChars="0"/>
-              <w:rPr>
-                <w:rFonts w:ascii="Helvetica" w:hAnsi="Helvetica" w:eastAsia="Helvetica" w:cs="Helvetica"/>
-                <w:i w:val="false"/>
-                <w:b w:val="false"/>
-                <w:u w:val="none"/>
-                <w:sz w:val="22"/>
-                <w:szCs w:val="22"/>
-                <w:color w:val="000000"/>
-              </w:rPr>
-            </w:pPr>
-            <w:r>
-              <w:rPr>
-                <w:rFonts w:ascii="Helvetica" w:hAnsi="Helvetica" w:eastAsia="Helvetica" w:cs="Helvetica"/>
-                <w:i w:val="false"/>
-                <w:b w:val="false"/>
-                <w:u w:val="none"/>
-                <w:sz w:val="22"/>
-                <w:szCs w:val="22"/>
-                <w:color w:val="000000"/>
-              </w:rPr>
-              <w:t xml:space="preserve">0.23</w:t>
-            </w:r>
-          </w:p>
-        </w:tc>
-        <w:tc>
-          <w:tcPr>
-            <w:tcBorders>
-              <w:bottom w:val="none" w:sz="0" w:space="0" w:color="000000"/>
-              <w:top w:val="none" w:sz="0" w:space="0" w:color="000000"/>
-              <w:left w:val="none" w:sz="0" w:space="0" w:color="000000"/>
-              <w:right w:val="none" w:sz="0" w:space="0" w:color="000000"/>
-            </w:tcBorders>
-            <w:shd w:val="clear" w:color="auto" w:fill="FFFFFF"/>
-            <w:tcMar>
-              <w:top w:w="0" w:type="dxa"/>
-              <w:bottom w:w="0" w:type="dxa"/>
-              <w:left w:w="0" w:type="dxa"/>
-              <w:right w:w="0" w:type="dxa"/>
-            </w:tcMar>
-            <w:vAlign w:val="top"/>
-          </w:tcPr>
-          <w:p>
-            <w:pPr>
-              <w:pStyle w:val="Normal"/>
-              <w:jc w:val="center"/>
-              <w:pBdr>
-                <w:bottom w:val="none" w:sz="0" w:space="0" w:color="000000"/>
-                <w:top w:val="none" w:sz="0" w:space="0" w:color="000000"/>
-                <w:left w:val="none" w:sz="0" w:space="0" w:color="000000"/>
-                <w:right w:val="none" w:sz="0" w:space="0" w:color="000000"/>
-              </w:pBdr>
-              <w:spacing w:after="100" w:before="100" w:line="240"/>
-              <w:ind w:left="100" w:right="100" w:firstLine="0" w:firstLineChars="0"/>
-              <w:rPr>
-                <w:rFonts w:ascii="Helvetica" w:hAnsi="Helvetica" w:eastAsia="Helvetica" w:cs="Helvetica"/>
-                <w:i w:val="false"/>
-                <w:b w:val="false"/>
-                <w:u w:val="none"/>
-                <w:sz w:val="22"/>
-                <w:szCs w:val="22"/>
-                <w:color w:val="000000"/>
-              </w:rPr>
-            </w:pPr>
-            <w:r>
-              <w:rPr>
-                <w:rFonts w:ascii="Helvetica" w:hAnsi="Helvetica" w:eastAsia="Helvetica" w:cs="Helvetica"/>
-                <w:i w:val="false"/>
-                <w:b w:val="false"/>
-                <w:u w:val="none"/>
-                <w:sz w:val="22"/>
-                <w:szCs w:val="22"/>
-                <w:color w:val="000000"/>
-              </w:rPr>
-              <w:t xml:space="preserve">0.00, Inf</w:t>
-            </w:r>
-          </w:p>
-        </w:tc>
-        <w:tc>
-          <w:tcPr>
-            <w:tcBorders>
-              <w:bottom w:val="none" w:sz="0" w:space="0" w:color="000000"/>
-              <w:top w:val="none" w:sz="0" w:space="0" w:color="000000"/>
-              <w:left w:val="none" w:sz="0" w:space="0" w:color="000000"/>
-              <w:right w:val="none" w:sz="0" w:space="0" w:color="000000"/>
-            </w:tcBorders>
-            <w:shd w:val="clear" w:color="auto" w:fill="FFFFFF"/>
-            <w:tcMar>
-              <w:top w:w="0" w:type="dxa"/>
-              <w:bottom w:w="0" w:type="dxa"/>
-              <w:left w:w="0" w:type="dxa"/>
-              <w:right w:w="0" w:type="dxa"/>
-            </w:tcMar>
-            <w:vAlign w:val="top"/>
-          </w:tcPr>
-          <w:p>
-            <w:pPr>
-              <w:pStyle w:val="Normal"/>
-              <w:jc w:val="center"/>
-              <w:pBdr>
-                <w:bottom w:val="none" w:sz="0" w:space="0" w:color="000000"/>
-                <w:top w:val="none" w:sz="0" w:space="0" w:color="000000"/>
-                <w:left w:val="none" w:sz="0" w:space="0" w:color="000000"/>
-                <w:right w:val="none" w:sz="0" w:space="0" w:color="000000"/>
-              </w:pBdr>
-              <w:spacing w:after="100" w:before="100" w:line="240"/>
-              <w:ind w:left="100" w:right="100" w:firstLine="0" w:firstLineChars="0"/>
-              <w:rPr>
-                <w:rFonts w:ascii="Helvetica" w:hAnsi="Helvetica" w:eastAsia="Helvetica" w:cs="Helvetica"/>
-                <w:i w:val="false"/>
-                <w:b w:val="false"/>
-                <w:u w:val="none"/>
-                <w:sz w:val="22"/>
-                <w:szCs w:val="22"/>
-                <w:color w:val="000000"/>
-              </w:rPr>
-            </w:pPr>
-            <w:r>
-              <w:rPr>
-                <w:rFonts w:ascii="Helvetica" w:hAnsi="Helvetica" w:eastAsia="Helvetica" w:cs="Helvetica"/>
-                <w:i w:val="false"/>
-                <w:b w:val="false"/>
-                <w:u w:val="none"/>
-                <w:sz w:val="22"/>
-                <w:szCs w:val="22"/>
-                <w:color w:val="000000"/>
-              </w:rPr>
-              <w:t xml:space="preserve">&gt;0.999</w:t>
+              <w:t xml:space="preserve">189</w:t>
+            </w:r>
+          </w:p>
+        </w:tc>
+        <w:tc>
+          <w:tcPr>
+            <w:tcBorders>
+              <w:bottom w:val="none" w:sz="0" w:space="0" w:color="000000"/>
+              <w:top w:val="none" w:sz="0" w:space="0" w:color="000000"/>
+              <w:left w:val="none" w:sz="0" w:space="0" w:color="000000"/>
+              <w:right w:val="none" w:sz="0" w:space="0" w:color="000000"/>
+            </w:tcBorders>
+            <w:shd w:val="clear" w:color="auto" w:fill="FFFFFF"/>
+            <w:tcMar>
+              <w:top w:w="0" w:type="dxa"/>
+              <w:bottom w:w="0" w:type="dxa"/>
+              <w:left w:w="0" w:type="dxa"/>
+              <w:right w:w="0" w:type="dxa"/>
+            </w:tcMar>
+            <w:vAlign w:val="top"/>
+          </w:tcPr>
+          <w:p>
+            <w:pPr>
+              <w:pStyle w:val="Normal"/>
+              <w:jc w:val="center"/>
+              <w:pBdr>
+                <w:bottom w:val="none" w:sz="0" w:space="0" w:color="000000"/>
+                <w:top w:val="none" w:sz="0" w:space="0" w:color="000000"/>
+                <w:left w:val="none" w:sz="0" w:space="0" w:color="000000"/>
+                <w:right w:val="none" w:sz="0" w:space="0" w:color="000000"/>
+              </w:pBdr>
+              <w:spacing w:after="100" w:before="100" w:line="240"/>
+              <w:ind w:left="100" w:right="100" w:firstLine="0" w:firstLineChars="0"/>
+              <w:rPr>
+                <w:rFonts w:ascii="Helvetica" w:hAnsi="Helvetica" w:eastAsia="Helvetica" w:cs="Helvetica"/>
+                <w:i w:val="false"/>
+                <w:b w:val="false"/>
+                <w:u w:val="none"/>
+                <w:sz w:val="22"/>
+                <w:szCs w:val="22"/>
+                <w:color w:val="000000"/>
+              </w:rPr>
+            </w:pPr>
+            <w:r>
+              <w:rPr>
+                <w:rFonts w:ascii="Helvetica" w:hAnsi="Helvetica" w:eastAsia="Helvetica" w:cs="Helvetica"/>
+                <w:i w:val="false"/>
+                <w:b w:val="false"/>
+                <w:u w:val="none"/>
+                <w:sz w:val="22"/>
+                <w:szCs w:val="22"/>
+                <w:color w:val="000000"/>
+              </w:rPr>
+              <w:t xml:space="preserve">474</w:t>
+            </w:r>
+          </w:p>
+        </w:tc>
+        <w:tc>
+          <w:tcPr>
+            <w:tcBorders>
+              <w:bottom w:val="none" w:sz="0" w:space="0" w:color="000000"/>
+              <w:top w:val="none" w:sz="0" w:space="0" w:color="000000"/>
+              <w:left w:val="none" w:sz="0" w:space="0" w:color="000000"/>
+              <w:right w:val="none" w:sz="0" w:space="0" w:color="000000"/>
+            </w:tcBorders>
+            <w:shd w:val="clear" w:color="auto" w:fill="FFFFFF"/>
+            <w:tcMar>
+              <w:top w:w="0" w:type="dxa"/>
+              <w:bottom w:w="0" w:type="dxa"/>
+              <w:left w:w="0" w:type="dxa"/>
+              <w:right w:w="0" w:type="dxa"/>
+            </w:tcMar>
+            <w:vAlign w:val="top"/>
+          </w:tcPr>
+          <w:p>
+            <w:pPr>
+              <w:pStyle w:val="Normal"/>
+              <w:jc w:val="center"/>
+              <w:pBdr>
+                <w:bottom w:val="none" w:sz="0" w:space="0" w:color="000000"/>
+                <w:top w:val="none" w:sz="0" w:space="0" w:color="000000"/>
+                <w:left w:val="none" w:sz="0" w:space="0" w:color="000000"/>
+                <w:right w:val="none" w:sz="0" w:space="0" w:color="000000"/>
+              </w:pBdr>
+              <w:spacing w:after="100" w:before="100" w:line="240"/>
+              <w:ind w:left="100" w:right="100" w:firstLine="0" w:firstLineChars="0"/>
+              <w:rPr>
+                <w:rFonts w:ascii="Helvetica" w:hAnsi="Helvetica" w:eastAsia="Helvetica" w:cs="Helvetica"/>
+                <w:i w:val="false"/>
+                <w:b w:val="false"/>
+                <w:u w:val="none"/>
+                <w:sz w:val="22"/>
+                <w:szCs w:val="22"/>
+                <w:color w:val="000000"/>
+              </w:rPr>
+            </w:pPr>
+            <w:r>
+              <w:rPr>
+                <w:rFonts w:ascii="Helvetica" w:hAnsi="Helvetica" w:eastAsia="Helvetica" w:cs="Helvetica"/>
+                <w:i w:val="false"/>
+                <w:b w:val="false"/>
+                <w:u w:val="none"/>
+                <w:sz w:val="22"/>
+                <w:szCs w:val="22"/>
+                <w:color w:val="000000"/>
+              </w:rPr>
+              <w:t xml:space="preserve">474, 474</w:t>
+            </w:r>
+          </w:p>
+        </w:tc>
+        <w:tc>
+          <w:tcPr>
+            <w:tcBorders>
+              <w:bottom w:val="none" w:sz="0" w:space="0" w:color="000000"/>
+              <w:top w:val="none" w:sz="0" w:space="0" w:color="000000"/>
+              <w:left w:val="none" w:sz="0" w:space="0" w:color="000000"/>
+              <w:right w:val="none" w:sz="0" w:space="0" w:color="000000"/>
+            </w:tcBorders>
+            <w:shd w:val="clear" w:color="auto" w:fill="FFFFFF"/>
+            <w:tcMar>
+              <w:top w:w="0" w:type="dxa"/>
+              <w:bottom w:w="0" w:type="dxa"/>
+              <w:left w:w="0" w:type="dxa"/>
+              <w:right w:w="0" w:type="dxa"/>
+            </w:tcMar>
+            <w:vAlign w:val="top"/>
+          </w:tcPr>
+          <w:p>
+            <w:pPr>
+              <w:pStyle w:val="Normal"/>
+              <w:jc w:val="center"/>
+              <w:pBdr>
+                <w:bottom w:val="none" w:sz="0" w:space="0" w:color="000000"/>
+                <w:top w:val="none" w:sz="0" w:space="0" w:color="000000"/>
+                <w:left w:val="none" w:sz="0" w:space="0" w:color="000000"/>
+                <w:right w:val="none" w:sz="0" w:space="0" w:color="000000"/>
+              </w:pBdr>
+              <w:spacing w:after="100" w:before="100" w:line="240"/>
+              <w:ind w:left="100" w:right="100" w:firstLine="0" w:firstLineChars="0"/>
+              <w:rPr>
+                <w:rFonts w:ascii="Helvetica" w:hAnsi="Helvetica" w:eastAsia="Helvetica" w:cs="Helvetica"/>
+                <w:i w:val="false"/>
+                <w:b w:val="false"/>
+                <w:u w:val="none"/>
+                <w:sz w:val="22"/>
+                <w:szCs w:val="22"/>
+                <w:color w:val="000000"/>
+              </w:rPr>
+            </w:pPr>
+            <w:r>
+              <w:rPr>
+                <w:rFonts w:ascii="Helvetica" w:hAnsi="Helvetica" w:eastAsia="Helvetica" w:cs="Helvetica"/>
+                <w:i w:val="false"/>
+                <w:b w:val="false"/>
+                <w:u w:val="none"/>
+                <w:sz w:val="22"/>
+                <w:szCs w:val="22"/>
+                <w:color w:val="000000"/>
+              </w:rPr>
+              <w:t xml:space="preserve">&lt;0.001</w:t>
             </w:r>
           </w:p>
         </w:tc>
@@ -13879,7 +13879,7 @@
                 <w:szCs w:val="22"/>
                 <w:color w:val="000000"/>
               </w:rPr>
-              <w:t xml:space="preserve">190</w:t>
+              <w:t xml:space="preserve">189</w:t>
             </w:r>
           </w:p>
         </w:tc>
@@ -14091,60 +14091,60 @@
                 <w:szCs w:val="22"/>
                 <w:color w:val="000000"/>
               </w:rPr>
-              <w:t xml:space="preserve">190</w:t>
-            </w:r>
-          </w:p>
-        </w:tc>
-        <w:tc>
-          <w:tcPr>
-            <w:tcBorders>
-              <w:bottom w:val="none" w:sz="0" w:space="0" w:color="000000"/>
-              <w:top w:val="none" w:sz="0" w:space="0" w:color="000000"/>
-              <w:left w:val="none" w:sz="0" w:space="0" w:color="000000"/>
-              <w:right w:val="none" w:sz="0" w:space="0" w:color="000000"/>
-            </w:tcBorders>
-            <w:shd w:val="clear" w:color="auto" w:fill="FFFFFF"/>
-            <w:tcMar>
-              <w:top w:w="0" w:type="dxa"/>
-              <w:bottom w:w="0" w:type="dxa"/>
-              <w:left w:w="0" w:type="dxa"/>
-              <w:right w:w="0" w:type="dxa"/>
-            </w:tcMar>
-            <w:vAlign w:val="top"/>
-          </w:tcPr>
-          <w:p>
-            <w:pPr>
-              <w:pStyle w:val="Normal"/>
-              <w:jc w:val="center"/>
-              <w:pBdr>
-                <w:bottom w:val="none" w:sz="0" w:space="0" w:color="000000"/>
-                <w:top w:val="none" w:sz="0" w:space="0" w:color="000000"/>
-                <w:left w:val="none" w:sz="0" w:space="0" w:color="000000"/>
-                <w:right w:val="none" w:sz="0" w:space="0" w:color="000000"/>
-              </w:pBdr>
-              <w:spacing w:after="100" w:before="100" w:line="240"/>
-              <w:ind w:left="100" w:right="100" w:firstLine="0" w:firstLineChars="0"/>
-              <w:rPr>
-                <w:rFonts w:ascii="Helvetica" w:hAnsi="Helvetica" w:eastAsia="Helvetica" w:cs="Helvetica"/>
-                <w:i w:val="false"/>
-                <w:b w:val="false"/>
-                <w:u w:val="none"/>
-                <w:sz w:val="22"/>
-                <w:szCs w:val="22"/>
-                <w:color w:val="000000"/>
-              </w:rPr>
-            </w:pPr>
-            <w:r>
-              <w:rPr>
-                <w:rFonts w:ascii="Helvetica" w:hAnsi="Helvetica" w:eastAsia="Helvetica" w:cs="Helvetica"/>
-                <w:i w:val="false"/>
-                <w:b w:val="false"/>
-                <w:u w:val="none"/>
-                <w:sz w:val="22"/>
-                <w:szCs w:val="22"/>
-                <w:color w:val="000000"/>
-              </w:rPr>
-              <w:t xml:space="preserve">2.93</w:t>
+              <w:t xml:space="preserve">189</w:t>
+            </w:r>
+          </w:p>
+        </w:tc>
+        <w:tc>
+          <w:tcPr>
+            <w:tcBorders>
+              <w:bottom w:val="none" w:sz="0" w:space="0" w:color="000000"/>
+              <w:top w:val="none" w:sz="0" w:space="0" w:color="000000"/>
+              <w:left w:val="none" w:sz="0" w:space="0" w:color="000000"/>
+              <w:right w:val="none" w:sz="0" w:space="0" w:color="000000"/>
+            </w:tcBorders>
+            <w:shd w:val="clear" w:color="auto" w:fill="FFFFFF"/>
+            <w:tcMar>
+              <w:top w:w="0" w:type="dxa"/>
+              <w:bottom w:w="0" w:type="dxa"/>
+              <w:left w:w="0" w:type="dxa"/>
+              <w:right w:w="0" w:type="dxa"/>
+            </w:tcMar>
+            <w:vAlign w:val="top"/>
+          </w:tcPr>
+          <w:p>
+            <w:pPr>
+              <w:pStyle w:val="Normal"/>
+              <w:jc w:val="center"/>
+              <w:pBdr>
+                <w:bottom w:val="none" w:sz="0" w:space="0" w:color="000000"/>
+                <w:top w:val="none" w:sz="0" w:space="0" w:color="000000"/>
+                <w:left w:val="none" w:sz="0" w:space="0" w:color="000000"/>
+                <w:right w:val="none" w:sz="0" w:space="0" w:color="000000"/>
+              </w:pBdr>
+              <w:spacing w:after="100" w:before="100" w:line="240"/>
+              <w:ind w:left="100" w:right="100" w:firstLine="0" w:firstLineChars="0"/>
+              <w:rPr>
+                <w:rFonts w:ascii="Helvetica" w:hAnsi="Helvetica" w:eastAsia="Helvetica" w:cs="Helvetica"/>
+                <w:i w:val="false"/>
+                <w:b w:val="false"/>
+                <w:u w:val="none"/>
+                <w:sz w:val="22"/>
+                <w:szCs w:val="22"/>
+                <w:color w:val="000000"/>
+              </w:rPr>
+            </w:pPr>
+            <w:r>
+              <w:rPr>
+                <w:rFonts w:ascii="Helvetica" w:hAnsi="Helvetica" w:eastAsia="Helvetica" w:cs="Helvetica"/>
+                <w:i w:val="false"/>
+                <w:b w:val="false"/>
+                <w:u w:val="none"/>
+                <w:sz w:val="22"/>
+                <w:szCs w:val="22"/>
+                <w:color w:val="000000"/>
+              </w:rPr>
+              <w:t xml:space="preserve">2.37</w:t>
             </w:r>
           </w:p>
         </w:tc>
@@ -14362,7 +14362,7 @@
                 <w:szCs w:val="22"/>
                 <w:color w:val="000000"/>
               </w:rPr>
-              <w:t xml:space="preserve">190</w:t>
+              <w:t xml:space="preserve">189</w:t>
             </w:r>
           </w:p>
         </w:tc>
@@ -14521,7 +14521,7 @@
                 <w:szCs w:val="22"/>
                 <w:color w:val="000000"/>
               </w:rPr>
-              <w:t xml:space="preserve">0.064</w:t>
+              <w:t xml:space="preserve">0.065</w:t>
             </w:r>
           </w:p>
         </w:tc>
@@ -14574,7 +14574,7 @@
                 <w:szCs w:val="22"/>
                 <w:color w:val="000000"/>
               </w:rPr>
-              <w:t xml:space="preserve">190</w:t>
+              <w:t xml:space="preserve">189</w:t>
             </w:r>
           </w:p>
         </w:tc>
@@ -14627,7 +14627,7 @@
                 <w:szCs w:val="22"/>
                 <w:color w:val="000000"/>
               </w:rPr>
-              <w:t xml:space="preserve">0.86</w:t>
+              <w:t xml:space="preserve">0.76</w:t>
             </w:r>
           </w:p>
         </w:tc>
